--- a/Js Assignments/JavaScript Task - OOPs concepts 1.docx
+++ b/Js Assignments/JavaScript Task - OOPs concepts 1.docx
@@ -303,8 +303,6 @@
         </w:rPr>
         <w:t>Create 3 objects using it.</w:t>
       </w:r>
-      <w:bookmarkStart w:id="0" w:name="_GoBack"/>
-      <w:bookmarkEnd w:id="0"/>
     </w:p>
     <w:p>
       <w:pPr>
@@ -1127,6 +1125,7 @@
           <w:lang w:eastAsia="en-IN"/>
         </w:rPr>
       </w:pPr>
+      <w:bookmarkStart w:id="0" w:name="_GoBack"/>
       <w:r>
         <w:rPr>
           <w:rFonts w:ascii="Times New Roman" w:eastAsia="Times New Roman" w:hAnsi="Times New Roman" w:cs="Times New Roman"/>
@@ -1175,6 +1174,7 @@
         <w:t>.</w:t>
       </w:r>
     </w:p>
+    <w:bookmarkEnd w:id="0"/>
     <w:p>
       <w:pPr>
         <w:spacing w:after="0" w:line="240" w:lineRule="auto"/>
@@ -2956,9 +2956,9 @@
       <w:lvlJc w:val="left"/>
       <w:pPr>
         <w:tabs>
-          <w:tab w:val="num" w:pos="720"/>
-        </w:tabs>
-        <w:ind w:left="720" w:hanging="360"/>
+          <w:tab w:val="num" w:pos="644"/>
+        </w:tabs>
+        <w:ind w:left="644" w:hanging="360"/>
       </w:pPr>
     </w:lvl>
     <w:lvl w:ilvl="1" w:tentative="1">
